--- a/docs/해외진출 준비도 진단 설문 55문항.docx
+++ b/docs/해외진출 준비도 진단 설문 55문항.docx
@@ -970,7 +970,7 @@
           <w:sz w:val="21"/>
           <w:szCs w:val="21"/>
         </w:rPr>
-        <w:t xml:space="preserve">해외 고객의 가치를 확인할 기준 시장이 있나요?</w:t>
+        <w:t xml:space="preserve">해외 고객의 가치를 확인할 초기 타겟 시장이 있나요?</w:t>
       </w:r>
     </w:p>
     <w:p>
@@ -1152,7 +1152,7 @@
           <w:sz w:val="21"/>
           <w:szCs w:val="21"/>
         </w:rPr>
-        <w:t xml:space="preserve">이번 진출에 총 얼마가 들지 계산해보셨나요?</w:t>
+        <w:t xml:space="preserve">이번 해외 진출 계획에 총 얼마가 들지 계산해보셨나요?</w:t>
       </w:r>
     </w:p>
     <w:p>
@@ -1986,7 +1986,7 @@
           <w:sz w:val="21"/>
           <w:szCs w:val="21"/>
         </w:rPr>
-        <w:t xml:space="preserve">고객이 돈이나 시간을 실제로 쓴 적이 있나요?</w:t>
+        <w:t xml:space="preserve">우리 제품이나 서비스에 대한 유료 고객이 있었나요?</w:t>
       </w:r>
     </w:p>
     <w:p>
@@ -2657,7 +2657,7 @@
           <w:sz w:val="21"/>
           <w:szCs w:val="21"/>
         </w:rPr>
-        <w:t xml:space="preserve">목표 국가에서 살 만한 고객이 몇 곳인지 세어보셨나요?</w:t>
+        <w:t xml:space="preserve">초기 타겟 국가(시장)에서 고객이 몇 곳이고 얼마나 되는지 확인해 보셨나요?</w:t>
       </w:r>
     </w:p>
     <w:p>
@@ -3309,7 +3309,7 @@
           <w:sz w:val="21"/>
           <w:szCs w:val="21"/>
         </w:rPr>
-        <w:t xml:space="preserve">인맥이나 지원사업을 빼고 봐도 그 나라가 1순위인가요?</w:t>
+        <w:t xml:space="preserve">인맥이나 지원사업이 없다고 해도 그 초기 타겟 국가(시장)가 1순위인가요?</w:t>
       </w:r>
     </w:p>
     <w:p>
@@ -6889,7 +6889,7 @@
           <w:sz w:val="21"/>
           <w:szCs w:val="21"/>
         </w:rPr>
-        <w:t xml:space="preserve">지금 확인해야 할 가설과 그것을 볼 지표가 정해져 있나요?</w:t>
+        <w:t xml:space="preserve">지금 타겟 시장에서 확인해야 할 가설과 가설을 모니터링 할 지표가 정해져 있나요?</w:t>
       </w:r>
     </w:p>
     <w:p>
@@ -7723,7 +7723,7 @@
           <w:sz w:val="21"/>
           <w:szCs w:val="21"/>
         </w:rPr>
-        <w:t xml:space="preserve">핵심 인력이 자리를 비워도 일이 이어지나요?</w:t>
+        <w:t xml:space="preserve">해외진출에 대한 핵심 인력이 자리를 비워도 일이 계속 될 것이라 생각하시나요?</w:t>
       </w:r>
     </w:p>
     <w:p>
@@ -8557,7 +8557,7 @@
           <w:sz w:val="21"/>
           <w:szCs w:val="21"/>
         </w:rPr>
-        <w:t xml:space="preserve">파트너와 헤어져도 고객을 데려올 수 있나요?</w:t>
+        <w:t xml:space="preserve">파트너와 헤어져도 고객을 확보 할 수 있나요?</w:t>
       </w:r>
     </w:p>
     <w:p>
@@ -8720,7 +8720,7 @@
           <w:sz w:val="21"/>
           <w:szCs w:val="21"/>
         </w:rPr>
-        <w:t xml:space="preserve">그 파트너를 다른 곳으로 바꿀 수 있나요?</w:t>
+        <w:t xml:space="preserve">그 파트너를 다른 업체나 인력으로 바꿀 수 있나요?</w:t>
       </w:r>
     </w:p>
     <w:p>
@@ -8883,7 +8883,7 @@
           <w:sz w:val="21"/>
           <w:szCs w:val="21"/>
         </w:rPr>
-        <w:t xml:space="preserve">한 파트너에 얼마나 의존해도 되는지 선을 정하셨나요?</w:t>
+        <w:t xml:space="preserve">한 파트너에 얼마나 의존 할 지 기준을 정하셨나요?</w:t>
       </w:r>
     </w:p>
     <w:p>
@@ -9391,7 +9391,7 @@
           <w:sz w:val="21"/>
           <w:szCs w:val="21"/>
         </w:rPr>
-        <w:t xml:space="preserve">조건부로 계속할 때의 한도를 정해두셨나요?</w:t>
+        <w:t xml:space="preserve">해외진출 사업에서 조건부로 계속 진행 할 때 그 예산 한도를 정해 두었나요?</w:t>
       </w:r>
     </w:p>
     <w:p>
